--- a/sancire-backend/templates/m04_approve_local_act.docx
+++ b/sancire-backend/templates/m04_approve_local_act.docx
@@ -293,35 +293,49 @@
           <w:sz w:val="22"/>
           <w:szCs w:val="22"/>
         </w:rPr>
-        <w:t xml:space="preserve">1. Цель. Укажите причину принятия документа: регулирование процесса, распределение полномочий или приведение локальных актов в соответствие.</w:t>
-      </w:r>
-    </w:p>
-    <w:p>
-      <w:pPr>
-        <w:spacing w:before="40" w:after="40"/>
-        <w:ind w:left="284" w:hanging="170"/>
-      </w:pPr>
-      <w:r>
-        <w:rPr>
-          <w:rFonts w:ascii="Times New Roman" w:hAnsi="Times New Roman" w:cs="Times New Roman"/>
-          <w:sz w:val="22"/>
-          <w:szCs w:val="22"/>
-        </w:rPr>
-        <w:t xml:space="preserve">2. Утверждаемый документ. Укажите вид и полное наименование положения, правил, регламента, инструкции или порядка; наименование в заголовке, пункте 1 и приложении должно совпадать.</w:t>
-      </w:r>
-    </w:p>
-    <w:p>
-      <w:pPr>
-        <w:spacing w:before="40" w:after="40"/>
-        <w:ind w:left="284" w:hanging="170"/>
-      </w:pPr>
-      <w:r>
-        <w:rPr>
-          <w:rFonts w:ascii="Times New Roman" w:hAnsi="Times New Roman" w:cs="Times New Roman"/>
-          <w:sz w:val="22"/>
-          <w:szCs w:val="22"/>
-        </w:rPr>
-        <w:t xml:space="preserve">3. Дата введения. Укажите дату начала применения; при необходимости предусмотрите переходный период.</w:t>
+        <w:t xml:space="preserve">1. Наименование в заголовке. Укажите вид и полное наименование положения, правил, регламента, инструкции или порядка.</w:t>
+      </w:r>
+    </w:p>
+    <w:p>
+      <w:pPr>
+        <w:spacing w:before="40" w:after="40"/>
+        <w:ind w:left="284" w:hanging="170"/>
+      </w:pPr>
+      <w:r>
+        <w:rPr>
+          <w:rFonts w:ascii="Times New Roman" w:hAnsi="Times New Roman" w:cs="Times New Roman"/>
+          <w:sz w:val="22"/>
+          <w:szCs w:val="22"/>
+        </w:rPr>
+        <w:t xml:space="preserve">2. Цель. Укажите причину принятия документа: регулирование процесса, распределение полномочий или приведение локальных актов в соответствие.</w:t>
+      </w:r>
+    </w:p>
+    <w:p>
+      <w:pPr>
+        <w:spacing w:before="40" w:after="40"/>
+        <w:ind w:left="284" w:hanging="170"/>
+      </w:pPr>
+      <w:r>
+        <w:rPr>
+          <w:rFonts w:ascii="Times New Roman" w:hAnsi="Times New Roman" w:cs="Times New Roman"/>
+          <w:sz w:val="22"/>
+          <w:szCs w:val="22"/>
+        </w:rPr>
+        <w:t xml:space="preserve">3. Наименование в пункте 1. Должно полностью совпадать с заголовком приказа и с наименованием утверждаемого документа в приложении.</w:t>
+      </w:r>
+    </w:p>
+    <w:p>
+      <w:pPr>
+        <w:spacing w:before="40" w:after="40"/>
+        <w:ind w:left="284" w:hanging="170"/>
+      </w:pPr>
+      <w:r>
+        <w:rPr>
+          <w:rFonts w:ascii="Times New Roman" w:hAnsi="Times New Roman" w:cs="Times New Roman"/>
+          <w:sz w:val="22"/>
+          <w:szCs w:val="22"/>
+        </w:rPr>
+        <w:t xml:space="preserve">4. Дата введения. Укажите дату начала применения; при необходимости предусмотрите переходный период.</w:t>
       </w:r>
     </w:p>
     <w:p>
